--- a/docs/Agnos-Middleware-Planning.docx
+++ b/docs/Agnos-Middleware-Planning.docx
@@ -288,7 +288,7 @@
                 <w:sz w:val="19"/>
                 <w:szCs w:val="19"/>
               </w:rPr>
-              <w:t xml:space="preserve">GitHub: &lt;add link&gt;</w:t>
+              <w:t xml:space="preserve">https://github.com/Almzaba/AgnosHospitalMiddleware</w:t>
             </w:r>
           </w:p>
         </w:tc>

--- a/docs/Agnos-Middleware-Planning.docx
+++ b/docs/Agnos-Middleware-Planning.docx
@@ -288,7 +288,7 @@
                 <w:sz w:val="19"/>
                 <w:szCs w:val="19"/>
               </w:rPr>
-              <w:t xml:space="preserve">https://github.com/Almzaba/AgnosHospitalMiddleware</w:t>
+              <w:t xml:space="preserve">https://github.com/Almzana/AgnosHospitalMiddleware</w:t>
             </w:r>
           </w:p>
         </w:tc>
